--- a/Weekly Logs/Matt/Matt Baker - Week 4 Individual Logbook - Copy.docx
+++ b/Weekly Logs/Matt/Matt Baker - Week 4 Individual Logbook - Copy.docx
@@ -1795,7 +1795,7 @@
               <w:rPr>
                 <w:sz w:val="24"/>
               </w:rPr>
-              <w:t>30</w:t>
+              <w:t>45</w:t>
             </w:r>
           </w:p>
         </w:tc>
@@ -2291,7 +2291,19 @@
               <w:rPr>
                 <w:sz w:val="24"/>
               </w:rPr>
-              <w:t>15hrs 30min</w:t>
+              <w:t xml:space="preserve">15hrs </w:t>
+            </w:r>
+            <w:r>
+              <w:rPr>
+                <w:sz w:val="24"/>
+              </w:rPr>
+              <w:t>45</w:t>
+            </w:r>
+            <w:r>
+              <w:rPr>
+                <w:sz w:val="24"/>
+              </w:rPr>
+              <w:t>min</w:t>
             </w:r>
           </w:p>
         </w:tc>
@@ -2380,6 +2392,12 @@
               <w:rPr>
                 <w:sz w:val="24"/>
               </w:rPr>
+              <w:t xml:space="preserve"> 15min</w:t>
+            </w:r>
+            <w:r>
+              <w:rPr>
+                <w:sz w:val="24"/>
+              </w:rPr>
               <w:t>/450</w:t>
             </w:r>
             <w:r>
@@ -2533,7 +2551,19 @@
     </w:p>
     <w:p>
       <w:r>
-        <w:t>1:30-2:00 (30mins)</w:t>
+        <w:t>1:30-2:</w:t>
+      </w:r>
+      <w:r>
+        <w:t>15</w:t>
+      </w:r>
+      <w:r>
+        <w:t xml:space="preserve"> (</w:t>
+      </w:r>
+      <w:r>
+        <w:t>45</w:t>
+      </w:r>
+      <w:r>
+        <w:t>mins)</w:t>
       </w:r>
     </w:p>
     <w:p>
@@ -2735,15 +2765,7 @@
         <w:t xml:space="preserve">Created a template for meeting minutes and meeting agendas for </w:t>
       </w:r>
       <w:r>
-        <w:t xml:space="preserve">advisor meetings specifically, digitized our meeting with clement, updated our week 3 minutes, and created a hierarchy for them in the </w:t>
-      </w:r>
-      <w:proofErr w:type="spellStart"/>
-      <w:r>
-        <w:t>git</w:t>
-      </w:r>
-      <w:proofErr w:type="spellEnd"/>
-      <w:r>
-        <w:t xml:space="preserve"> repo.</w:t>
+        <w:t>advisor meetings specifically, digitized our meeting with clement, updated our week 3 minutes, and created a hierarchy for them in the git repo.</w:t>
       </w:r>
     </w:p>
     <w:p>
